--- a/nep/docx/54.content.docx
+++ b/nep/docx/54.content.docx
@@ -136,13 +136,6 @@
         <w:rPr>
           <w:lang w:val="ne_NP" w:bidi="ne_NP"/>
         </w:rPr>
-      </w:r>
-      <w:r>
-        <w:rPr>
-          <w:i/>
-          <w:lang w:val="ne_NP" w:bidi="ne_NP"/>
-        </w:rPr>
-        <w:t>१ तिमोथी 1:1, १ तिमोथी 1:2, १ तिमोथी 1:3, १ तिमोथी 1:3 (#2), १ तिमोथी 1:5, १ तिमोथी 1:9, १ तिमोथी 1:13, १ तिमोथी 1:14, १ तिमोथी 1:15, १ तिमोथी 1:16, १ तिमोथी 1:18, १ तिमोथी 1:19, १ तिमोथी 1:20, १ तिमोथी 2:1, १ तिमोथी 2:2, १ तिमोथी 2:4, १ तिमोथी 2:5, १ तिमोथी 2:6, १ तिमोथी 2:7, १ तिमोथी 2:8, १ तिमोथी 2:9, १ तिमोथी 2:12, १ तिमोथी 2:13, १ तिमोथी 2:14, १ तिमोथी 2:15, १ तिमोथी 3:1, १ तिमोथी 3:2, १ तिमोथी 3:3, १ तिमोथी 3:4, १ तिमोथी 3:5, १ तिमोथी 3:6, १ तिमोथी 3:7, १ तिमोथी 3:10, १ तिमोथी 3:11, १ तिमोथी 3:15, १ तिमोथी 3:16, १ तिमोथी 4:1, १ तिमोथी 4:3, १ तिमोथी 4:5, १ तिमोथी 4:7, १ तिमोथी 4:8, १ तिमोथी 4:11, १ तिमोथी 4:12, १ तिमोथी 4:14, १ तिमोथी 4:16, १ तिमोथी 5:1, १ तिमोथी 5:4, १ तिमोथी 5:8, १ तिमोथी 5:10, १ तिमोथी 5:11, १ तिमोथी 5:14, १ तिमोथी 5:17, १ तिमोथी 5:19, १ तिमोथी 5:21, १ तिमोथी 5:24, १ तिमोथी 6:1, १ तिमोथी 6:4, १ तिमोथी 6:6, १ तिमोथी 6:7, १ तिमोथी 6:8, १ तिमोथी 6:9, १ तिमोथी 6:10, १ तिमोथी 6:10 (#2), १ तिमोथी 6:12, १ तिमोथी 6:16, १ तिमोथी 6:17, १ तिमोथी 6:19, १ तिमोथी 6:20</w:t>
       </w:r>
       <w:r>
         <w:rPr>

--- a/nep/docx/54.content.docx
+++ b/nep/docx/54.content.docx
@@ -123,19 +123,6 @@
           <w:lang w:val="ne_NP" w:bidi="ne_NP"/>
         </w:rPr>
         <w:t>1TI</w:t>
-      </w:r>
-      <w:r>
-        <w:rPr>
-          <w:lang w:val="ne_NP" w:bidi="ne_NP"/>
-        </w:rPr>
-      </w:r>
-    </w:p>
-    <w:p>
-      <w:pPr/>
-      <w:r>
-        <w:rPr>
-          <w:lang w:val="ne_NP" w:bidi="ne_NP"/>
-        </w:rPr>
       </w:r>
       <w:r>
         <w:rPr>

--- a/nep/docx/54.content.docx
+++ b/nep/docx/54.content.docx
@@ -19,7 +19,7 @@
         <w:rPr>
           <w:lang w:val="ne_NP" w:bidi="ne_NP"/>
         </w:rPr>
-        <w:t>Resource: Translation Questions (unfoldingWord)</w:t>
+        <w:t>Resource: unfoldingWord® Translation Questions</w:t>
       </w:r>
       <w:r>
         <w:rPr>
@@ -85,7 +85,7 @@
         <w:rPr>
           <w:lang w:val="ne_NP" w:bidi="ne_NP"/>
         </w:rPr>
-        <w:t>Translation Questions (unfoldingWord)</w:t>
+        <w:t>unfoldingWord® Translation Questions</w:t>
       </w:r>
     </w:p>
     <w:p>
